--- a/ky/discovery-articles/4.17 Магниттик-резонанстык томография.docx
+++ b/ky/discovery-articles/4.17 Магниттик-резонанстык томография.docx
@@ -4,580 +4,386 @@
   <w:body>
     <w:p>
       <w:pPr>
-        <w:keepNext/>
-        <w:spacing w:before="280" w:after="120"/>
+        <w:pStyle w:val="Title"/>
+        <w:widowControl/>
       </w:pPr>
       <w:r>
-        <w:rPr>
-          <w:rFonts w:ascii="Calibri" w:hAnsi="Calibri" w:eastAsia="Calibri"/>
-          <w:b/>
-          <w:i w:val="0"/>
-          <w:color w:val="004E8C"/>
-          <w:sz w:val="44"/>
-        </w:rPr>
         <w:t>4.17 Магниттик-резонанстык томография</w:t>
       </w:r>
     </w:p>
     <w:p>
       <w:pPr>
-        <w:spacing w:after="80"/>
+        <w:keepNext/>
+        <w:widowControl/>
       </w:pPr>
       <w:r>
         <w:rPr>
-          <w:rFonts w:ascii="Calibri" w:hAnsi="Calibri" w:eastAsia="Calibri"/>
-          <w:b w:val="0"/>
-          <w:i/>
-          <w:color w:val="505050"/>
-          <w:sz w:val="22"/>
+          <w:sz w:val="20"/>
         </w:rPr>
         <w:t>4. Медицина, биология жана коомдук саламаттык</w:t>
       </w:r>
     </w:p>
     <w:p>
       <w:pPr>
-        <w:spacing w:after="200"/>
+        <w:keepNext/>
+        <w:widowControl/>
       </w:pPr>
       <w:r>
         <w:rPr>
-          <w:rFonts w:ascii="Calibri" w:hAnsi="Calibri" w:eastAsia="Calibri"/>
-          <w:b w:val="0"/>
-          <w:i/>
-          <w:sz w:val="22"/>
+          <w:sz w:val="20"/>
         </w:rPr>
-        <w:t>Мезгил: 1970-жылдар (алгачкы сүрөттөө тажрыйбалары); 1980-жылдардан тартып клиникалык сканерлердин жайылышы; 1940-жылдардан өзөктүк магниттик резонанс физикасы | Негизги өкүлдөр: Феликс Блох; Эдвард Пёрселл; Пол Лотербур; Питер Мэнсфилд; кийинки клиникалык инженердик топтор</w:t>
+        <w:t>Мезгил: 1970-жылдар (сүрөт алуу көрсөтүүлөрү); 1980-жылдардан клиникалык сканерлердин таралышы; ядролук магниттик резонанс физикасы — 1940-жылдардан | Негизги салым кошкондор: Феликс Блох; Эдвард Пёрселл; Пол Лотербур; Питер Мэнсфилд; кийин клиникалык инженердик топтор</w:t>
       </w:r>
     </w:p>
     <w:p>
       <w:pPr>
-        <w:spacing w:after="160" w:line="276" w:lineRule="auto"/>
+        <w:widowControl/>
       </w:pPr>
       <w:r>
-        <w:rPr>
-          <w:rFonts w:ascii="Calibri" w:hAnsi="Calibri" w:eastAsia="Calibri"/>
-          <w:b w:val="0"/>
-          <w:i w:val="0"/>
-          <w:sz w:val="22"/>
-        </w:rPr>
-        <w:t>Магниттик-резонанстык томография иондоштуруучу рентген нурларын колдонбостон, күчтүү магнит жана радио толкундар аркылуу жумшак ткандардын так сүрөтүн түзөт. Анын жардамы менен дарыгерлер мээни, муундарды жана ички органдарды мурдагы ыкмалар жетишсиз көргөн деңгээлде изилдей алышат.</w:t>
+        <w:t>Магниттик-резонанстык томография күчтүү магнит жана радиотолкун менен жумшак ткандын деталдуу сүрөтүн алат. Анда иондоштуруучу рентген нурлары колдонулбайт. Бул мээни, муундарды жана органдарды эски ыкмалар көп учурда бере албаган тактыкта көрүүгө шарт түзөт.</w:t>
       </w:r>
     </w:p>
     <w:p>
       <w:pPr>
-        <w:keepNext/>
-        <w:spacing w:before="240" w:after="120"/>
+        <w:pStyle w:val="Heading1"/>
+        <w:widowControl/>
       </w:pPr>
       <w:r>
-        <w:rPr>
-          <w:rFonts w:ascii="Calibri" w:hAnsi="Calibri" w:eastAsia="Calibri"/>
-          <w:b/>
-          <w:i w:val="0"/>
-          <w:color w:val="004E8C"/>
-          <w:sz w:val="28"/>
-        </w:rPr>
-        <w:t>Негизги фактылар</w:t>
+        <w:t>Негизги маалыматтар</w:t>
       </w:r>
     </w:p>
     <w:p>
       <w:pPr>
         <w:pStyle w:val="ListBullet"/>
+        <w:widowControl/>
       </w:pPr>
       <w:r>
-        <w:rPr>
-          <w:rFonts w:ascii="Calibri" w:hAnsi="Calibri" w:eastAsia="Calibri"/>
-          <w:b w:val="0"/>
-          <w:i w:val="0"/>
-          <w:sz w:val="22"/>
-        </w:rPr>
-        <w:t>Өзөктүк магниттик резонанстын физикасын Блох менен Пёрселл 1940-жылдары өнүктүргөн</w:t>
+        <w:t>Блох менен Пёрселл 1940-жылдары ядролук магниттик резонанс физикасын өнүктүргөн.</w:t>
       </w:r>
     </w:p>
     <w:p>
       <w:pPr>
         <w:pStyle w:val="ListBullet"/>
+        <w:widowControl/>
       </w:pPr>
       <w:r>
-        <w:rPr>
-          <w:rFonts w:ascii="Calibri" w:hAnsi="Calibri" w:eastAsia="Calibri"/>
-          <w:b w:val="0"/>
-          <w:i w:val="0"/>
-          <w:sz w:val="22"/>
-        </w:rPr>
-        <w:t>Лотербур менен Мэнсфилд магниттик-резонанстык сигналдарды мейкиндиктик сүрөткө айлантуунун жолун көрсөткөн</w:t>
+        <w:t>Лотербур менен Мэнсфилд бул сигналдарды мейкиндик сүрөтүнө айландырууну көрсөткөн.</w:t>
       </w:r>
     </w:p>
     <w:p>
       <w:pPr>
         <w:pStyle w:val="ListBullet"/>
+        <w:widowControl/>
       </w:pPr>
       <w:r>
-        <w:rPr>
-          <w:rFonts w:ascii="Calibri" w:hAnsi="Calibri" w:eastAsia="Calibri"/>
-          <w:b w:val="0"/>
-          <w:i w:val="0"/>
-          <w:sz w:val="22"/>
-        </w:rPr>
-        <w:t>Алар МРТ боюнча эмгеги үчүн 2003-жылы физиология же медицина боюнча Нобель сыйлыгын бөлүшкөн</w:t>
+        <w:t>Алар МРТ үчүн 2003-жылы физиология же медицина боюнча Нобель сыйлыгын бөлүшкөн.</w:t>
       </w:r>
     </w:p>
     <w:p>
       <w:pPr>
         <w:pStyle w:val="ListBullet"/>
+        <w:widowControl/>
       </w:pPr>
       <w:r>
-        <w:rPr>
-          <w:rFonts w:ascii="Calibri" w:hAnsi="Calibri" w:eastAsia="Calibri"/>
-          <w:b w:val="0"/>
-          <w:i w:val="0"/>
-          <w:sz w:val="22"/>
-        </w:rPr>
-        <w:t>МРТ жумшак ткандарды — мээни, жүлүндү, тарамыштарды жана ички органдарды — өзгөчө так көрсөтөт</w:t>
+        <w:t>МРТ мээ, жүлүн, байламта жана ички органдар сыяктуу жумшак ткандарды жакшы көрсөтөт.</w:t>
       </w:r>
     </w:p>
     <w:p>
       <w:pPr>
         <w:pStyle w:val="ListBullet"/>
+        <w:widowControl/>
       </w:pPr>
       <w:r>
-        <w:rPr>
-          <w:rFonts w:ascii="Calibri" w:hAnsi="Calibri" w:eastAsia="Calibri"/>
-          <w:b w:val="0"/>
-          <w:i w:val="0"/>
-          <w:sz w:val="22"/>
-        </w:rPr>
-        <w:t>Бейтап күчтүү магниттин ичинде жатканда радио импульстар жана магнит талаасынын градиенттери сигналдын ордун коддойт</w:t>
+        <w:t>Бейтап күчтүү магниттин ичинде жатат; радиоимпульстар жана магнит талаасынын градиенттери орунду коддойт.</w:t>
       </w:r>
     </w:p>
     <w:p>
       <w:pPr>
-        <w:keepNext/>
-        <w:spacing w:before="240" w:after="120"/>
+        <w:pStyle w:val="Heading1"/>
+        <w:widowControl/>
       </w:pPr>
       <w:r>
-        <w:rPr>
-          <w:rFonts w:ascii="Calibri" w:hAnsi="Calibri" w:eastAsia="Calibri"/>
-          <w:b/>
-          <w:i w:val="0"/>
-          <w:color w:val="004E8C"/>
-          <w:sz w:val="28"/>
-        </w:rPr>
-        <w:t>Бул эмне</w:t>
+        <w:t>Бул эмне?</w:t>
       </w:r>
     </w:p>
     <w:p>
       <w:pPr>
-        <w:spacing w:after="160" w:line="276" w:lineRule="auto"/>
+        <w:widowControl/>
       </w:pPr>
       <w:r>
-        <w:rPr>
-          <w:rFonts w:ascii="Calibri" w:hAnsi="Calibri" w:eastAsia="Calibri"/>
-          <w:b w:val="0"/>
-          <w:i w:val="0"/>
-          <w:sz w:val="22"/>
-        </w:rPr>
-        <w:t>Магниттик-резонанстык томография (МРТ) күчтүү магнит талаасында радио толкун менен түрткү берилгенде суу менен майдагы суутек өзөктөрү кандай жооп берерин угуп, дененин картасын түзөт. Кошумча магниттер — градиенттер — ар бир сигналдын кайдан чыкканын белгилеп, компьютерлер катмарлуу жана үч өлчөмдүү сүрөттөрдү калыбына келтирет. Компьютердик томографиядан айырмаланып, МРТ иондоштуруучу рентген нурларын колдонбойт. Рентгенде окшош көрүнгөн жумшак ткандар МРТда так айырмаланат. Аны анатомияны радио жаңырыктар менен боёгон магнит деп элестетсе болот.</w:t>
+        <w:t>Магниттик-резонанстык томография — МРТ, эл аралык MRI — күчтүү магнит талаасында суу менен майдагы суутек ядролору радиотолкундан кийин кандай сигнал берерин өлчөйт. Кошумча магнит талааларынын өзгөрүшү — градиенттер — сигнал кайдан келгенин белгилейт. Компьютер катмарларды жана үч өлчөмдүү сүрөттү калыбына келтирет. Компьютердик томографиядан — КТдан — айырмаланып, МРТ иондоштуруучу рентген нурларын колдонбойт. Рентгенде окшош көрүнгөн жумшак ткандар мында даана айырмаланышы мүмкүн. Бул анатомияны радио жаңырыктар менен тарткан магнитке окшош.</w:t>
       </w:r>
     </w:p>
     <w:p>
       <w:pPr>
-        <w:keepNext/>
-        <w:spacing w:before="240" w:after="120"/>
+        <w:pStyle w:val="Heading1"/>
+        <w:widowControl/>
       </w:pPr>
       <w:r>
-        <w:rPr>
-          <w:rFonts w:ascii="Calibri" w:hAnsi="Calibri" w:eastAsia="Calibri"/>
-          <w:b/>
-          <w:i w:val="0"/>
-          <w:color w:val="004E8C"/>
-          <w:sz w:val="28"/>
-        </w:rPr>
-        <w:t>Аны ким ачкан же ойлоп тапкан</w:t>
+        <w:t xml:space="preserve">Ким ойлоп тапкан</w:t>
       </w:r>
     </w:p>
     <w:p>
       <w:pPr>
-        <w:spacing w:after="160" w:line="276" w:lineRule="auto"/>
+        <w:widowControl/>
       </w:pPr>
       <w:r>
-        <w:rPr>
-          <w:rFonts w:ascii="Calibri" w:hAnsi="Calibri" w:eastAsia="Calibri"/>
-          <w:b w:val="0"/>
-          <w:i w:val="0"/>
-          <w:sz w:val="22"/>
-        </w:rPr>
-        <w:t>Феликс Блох менен Эдвард Пёрселл өзөктүк магниттик резонансты физикалык кубулуш катары негиздеген. Пол Лотербур магнит талаасынын градиенттери менен сигналдын ордун коддоону киргизген. Питер Мэнсфилд тез сүрөттөө үчүн математикалык жана техникалык ыкмаларды өнүктүргөн. Андан соң инженерлер ооруканалар колдончу өтө өткөргүч магниттерди, катушкаларды жана импульстук ырааттарды курушкан. Нобель сыйлыгы сүрөттөөгө алып келген секирикти белгилесе да, сканер абдан көп адистин эмгеги.</w:t>
+        <w:t>Феликс Блох менен Эдвард Пёрселл ядролук магниттик резонанстын — ЯМРдин, эл аралык NMRдин — физикасын негиздеген. Пол Лотербур магнит талаасынын градиенттери менен мейкиндикти коддоону киргизген. Питер Мэнсфилд тез сүрөттөөнүн математикасын жана ыкмаларын өнүктүргөн. Андан соң инженерлер оорукана колдоно ала турган өтө өткөргүч магниттерди, оромдорду жана импульс тизмектерин курган. Нобель сыйлыгы сүрөттөөгө өтүүнү тааныган; сканер көп адамдардын иши.</w:t>
       </w:r>
     </w:p>
     <w:p>
       <w:pPr>
-        <w:keepNext/>
-        <w:spacing w:before="240" w:after="120"/>
+        <w:pStyle w:val="Heading1"/>
+        <w:widowControl/>
       </w:pPr>
       <w:r>
-        <w:rPr>
-          <w:rFonts w:ascii="Calibri" w:hAnsi="Calibri" w:eastAsia="Calibri"/>
-          <w:b/>
-          <w:i w:val="0"/>
-          <w:color w:val="004E8C"/>
-          <w:sz w:val="28"/>
-        </w:rPr>
-        <w:t>Качан жана кантип пайда болгон</w:t>
+        <w:t>Качан жана кантип пайда болгон?</w:t>
       </w:r>
     </w:p>
     <w:p>
       <w:pPr>
-        <w:spacing w:after="160" w:line="276" w:lineRule="auto"/>
+        <w:widowControl/>
       </w:pPr>
       <w:r>
-        <w:rPr>
-          <w:rFonts w:ascii="Calibri" w:hAnsi="Calibri" w:eastAsia="Calibri"/>
-          <w:b w:val="0"/>
-          <w:i w:val="0"/>
-          <w:sz w:val="22"/>
-        </w:rPr>
-        <w:t>1970-жылдардагы лабораториялык сүрөттөө тажрыйбалары 1980-жылдары бүт денени текшерген коммерциялык сканерлерге айланды. Тезирээк импульстук режимдер изилдөөнүн убактысын кыскартып, контрасттык заттар менен атайын катушкалар диагнозду тактады. Баасы жана татаал инфраструктурасы алгач машиналарды ири борборлор менен чектеген. Кийин функционалдык МРТ кандагы кычкылтек сигналын мээнин активдүүлүгүн изилдөө менен байланыштырды. Ар бир суроодо МРТ, компьютердик томография же ультраүндүн кайсынысы артык экенин аныктаган көрсөтмөлөр акырындап түзүлдү.</w:t>
+        <w:t>1970-жылдардагы лабораториялык сүрөттөө тажрыйбалары 1980-жылдары бүт денени караган коммерциялык сканерлерге айланган. Тез тизмектер кароо убактысын кыскарткан; контраст заттар жана атайын оромдор диагнозду тактаган. Баа менен инфраструктура алгачкы машиналарды ири борборлордо чектеген. Кийин функционалдык МРТ кандагы кычкылтекке байланышкан сигналды мээ ишин изилдөөгө колдонгон. Кайсы суроодо МРТ КТдан же ультраүндөн артык экени колдонмолордо акырындап аныкталган.</w:t>
       </w:r>
     </w:p>
     <w:p>
       <w:pPr>
-        <w:keepNext/>
-        <w:spacing w:before="240" w:after="120"/>
+        <w:pStyle w:val="Heading1"/>
+        <w:widowControl/>
       </w:pPr>
       <w:r>
-        <w:rPr>
-          <w:rFonts w:ascii="Calibri" w:hAnsi="Calibri" w:eastAsia="Calibri"/>
-          <w:b/>
-          <w:i w:val="0"/>
-          <w:color w:val="004E8C"/>
-          <w:sz w:val="28"/>
-        </w:rPr>
-        <w:t>Илимий жактан мааниси</w:t>
+        <w:t>Илим үчүн мааниси</w:t>
       </w:r>
     </w:p>
     <w:p>
       <w:pPr>
-        <w:spacing w:after="160" w:line="276" w:lineRule="auto"/>
+        <w:widowControl/>
       </w:pPr>
       <w:r>
-        <w:rPr>
-          <w:rFonts w:ascii="Calibri" w:hAnsi="Calibri" w:eastAsia="Calibri"/>
-          <w:b w:val="0"/>
-          <w:i w:val="0"/>
-          <w:sz w:val="22"/>
-        </w:rPr>
-        <w:t>МРТ — медицинадагы колдонмо кванттык физика жана сигналдарды иштетүү. T1 жана T2 сыяктуу убакыт параметрлерин тандоо аркылуу жумшак ткандардын контрастын атайын өзгөртүүгө болот. Тектеш ыкмалар кан агымын, суунун диффузиясын жана ткандын химиясын денени ачпастан изилдөөгө жол ачты. Нейроилим функционалдык МРТны күчтүү, бирок дагы эле талкууланган изилдөө куралы катары колдонот. Ткандардагы магниттик моменттер карта түрүндө окулуп калды.</w:t>
+        <w:t>МРТ медицинада кванттык физика менен сигнал иштетүүнү колдонот. Убакыт параметрлерин тандоо ткандардын сигналдын калыбына келүүсү жана басаңдашы — T1 жана T2 релаксациясы — боюнча айырмасын көрсөтүп, кайсы ткань жарык же караңгы болорун өзгөртөт. Тектеш ыкмалар денени ачпай кан агымын, суунун таралышын жана ткань химиясын кароого жол ачкан. Мээ илими функционалдык МРТны кубаттуу, бирок чечмелениши дагы талкууланган курал катары колдонгон. Ткандагы магниттик касиеттер карта болуп окулган.</w:t>
       </w:r>
     </w:p>
     <w:p>
       <w:pPr>
-        <w:keepNext/>
-        <w:spacing w:before="240" w:after="120"/>
+        <w:pStyle w:val="Heading1"/>
+        <w:widowControl/>
       </w:pPr>
       <w:r>
-        <w:rPr>
-          <w:rFonts w:ascii="Calibri" w:hAnsi="Calibri" w:eastAsia="Calibri"/>
-          <w:b/>
-          <w:i w:val="0"/>
-          <w:color w:val="004E8C"/>
-          <w:sz w:val="28"/>
-        </w:rPr>
-        <w:t>Кийинки өнүгүүлөргө тийгизген таасири</w:t>
+        <w:t>Кийинки өнүгүүгө тийгизген таасири</w:t>
       </w:r>
     </w:p>
     <w:p>
       <w:pPr>
-        <w:spacing w:after="160" w:line="276" w:lineRule="auto"/>
+        <w:widowControl/>
       </w:pPr>
       <w:r>
-        <w:rPr>
-          <w:rFonts w:ascii="Calibri" w:hAnsi="Calibri" w:eastAsia="Calibri"/>
-          <w:b w:val="0"/>
-          <w:i w:val="0"/>
-          <w:sz w:val="22"/>
-        </w:rPr>
-        <w:t>Хирургия, рак дарылоо жана ортопедия пландаштырууну МРТнын майда-баратына ылайык кайра курду. PET-МРТ гибриддери жана операция учурундагы сүрөттөө бөлмөлөрү пайда болду. Импланттар менен кардиостимуляторлордун коопсуздугу өзүнчө адистикке айланды. Азыр программалык каражаттар жүздөгөн катмарды талдоого жардам берет. МРТ болбосо, жумшак ткандардын көптөгөн диагнозу текшерүүчү операцияга же нурланууга көбүрөөк көз каранды болмок.</w:t>
+        <w:t>Хирургия, рак дарылоо жана ортопедия пландарын МРТнын деталдарына ылайыкташтырган. Кийин позитрондук-эмиссиялык томографияны МРТ менен бириктирген ПЭТ-МРТ жана сүрөт көзөмөлүндө кийлигишүү бөлмөлөрү чыккан. Имплант менен кардиостимулятордун коопсуздук эрежелери өзүнчө адистикке айланган. Азыр программа көп катмарларды окууга жардам берет. МРТсыз жумшак ткань диагностикасы изилдөөчү операцияга же нурланууга көбүрөөк таянмак.</w:t>
       </w:r>
     </w:p>
     <w:p>
       <w:pPr>
-        <w:keepNext/>
-        <w:spacing w:before="240" w:after="120"/>
+        <w:pStyle w:val="Heading1"/>
+        <w:widowControl/>
       </w:pPr>
       <w:r>
-        <w:rPr>
-          <w:rFonts w:ascii="Calibri" w:hAnsi="Calibri" w:eastAsia="Calibri"/>
-          <w:b/>
-          <w:i w:val="0"/>
-          <w:color w:val="004E8C"/>
-          <w:sz w:val="28"/>
-        </w:rPr>
-        <w:t>Адамдардын жашоосун кантип өзгөрткөн</w:t>
+        <w:t>Адамдардын жашоосун кантип өзгөрткөн?</w:t>
       </w:r>
     </w:p>
     <w:p>
       <w:pPr>
-        <w:spacing w:after="160" w:line="276" w:lineRule="auto"/>
+        <w:widowControl/>
       </w:pPr>
       <w:r>
-        <w:rPr>
-          <w:rFonts w:ascii="Calibri" w:hAnsi="Calibri" w:eastAsia="Calibri"/>
-          <w:b w:val="0"/>
-          <w:i w:val="0"/>
-          <w:sz w:val="22"/>
-        </w:rPr>
-        <w:t>Мээ шишиги, үзүлгөн тарамыш же түшүнүксүз оору менен кайрылган адамдар көп учурда операциясыз жана рентген дозасысыз жооп алышат. Текшерүү катуу үндүү, узак жана жабык мейкиндиктен корккондор үчүн оор болушу мүмкүн; кезек менен баа теңсиздик жаратат. Ошентсе да миллиондогон адам үчүн МРТ белгисиздикти дарыгер менен талкуулай турган сүрөткө айландырды. Жумшак ткандар күнүмдүк медицинадагы көрүнбөгөн аймак болбой калды.</w:t>
+        <w:t>Мээ шишиги, үзүлгөн байламта же түшүнүксүз оорусу бар адамдар көп учурда кесүүсүз жана рентген дозасыз жооп алат. Бирок кароо катуу үндүү, узак жана тар жерде коркуу жаратуучу болушу мүмкүн; кезек менен баа теңсиздик түзөт. Ошентсе да миллиондогон адам үчүн МРТ белгисиздиктин ордуна дарыгер менен талкуулоого боло турган сүрөт берген. Жумшак ткань күнүмдүк жардамдагы көрүнбөс аймак болбой калган.</w:t>
       </w:r>
     </w:p>
     <w:p>
       <w:pPr>
-        <w:keepNext/>
-        <w:spacing w:before="240" w:after="120"/>
+        <w:pStyle w:val="Heading1"/>
+        <w:widowControl/>
       </w:pPr>
       <w:r>
-        <w:rPr>
-          <w:rFonts w:ascii="Calibri" w:hAnsi="Calibri" w:eastAsia="Calibri"/>
-          <w:b/>
-          <w:i w:val="0"/>
-          <w:color w:val="004E8C"/>
-          <w:sz w:val="28"/>
-        </w:rPr>
-        <w:t>Булактар жана шилтемелер</w:t>
+        <w:t>Булактар жана кошумча окуу</w:t>
       </w:r>
     </w:p>
     <w:p>
       <w:pPr>
-        <w:keepNext/>
-        <w:spacing w:before="240" w:after="120"/>
+        <w:pStyle w:val="Heading2"/>
+        <w:widowControl/>
       </w:pPr>
       <w:r>
         <w:rPr>
-          <w:rFonts w:ascii="Calibri" w:hAnsi="Calibri" w:eastAsia="Calibri"/>
-          <w:b/>
-          <w:i w:val="0"/>
-          <w:color w:val="004E8C"/>
-          <w:sz w:val="24"/>
+          <w:sz w:val="20"/>
         </w:rPr>
-        <w:t>A. Китептер жана негизги илимий эмгектер</w:t>
+        <w:t>Китептер жана негизги илимий эмгектер</w:t>
       </w:r>
     </w:p>
     <w:p>
       <w:pPr>
-        <w:spacing w:after="80"/>
-        <w:ind w:left="360"/>
+        <w:widowControl/>
       </w:pPr>
       <w:r>
         <w:rPr>
-          <w:rFonts w:ascii="Calibri" w:hAnsi="Calibri" w:eastAsia="Calibri"/>
-          <w:b w:val="0"/>
-          <w:i w:val="0"/>
-          <w:sz w:val="22"/>
+          <w:sz w:val="20"/>
         </w:rPr>
         <w:t>1. Mansfield, Peter. The Long Road to Stockholm: The Story of MRI. Oxford: Oxford University Press, 2013.</w:t>
       </w:r>
     </w:p>
     <w:p>
       <w:pPr>
-        <w:keepNext/>
-        <w:spacing w:before="240" w:after="120"/>
+        <w:pStyle w:val="Heading2"/>
+        <w:widowControl/>
       </w:pPr>
       <w:r>
         <w:rPr>
-          <w:rFonts w:ascii="Calibri" w:hAnsi="Calibri" w:eastAsia="Calibri"/>
-          <w:b/>
-          <w:i w:val="0"/>
-          <w:color w:val="004E8C"/>
-          <w:sz w:val="24"/>
+          <w:sz w:val="20"/>
         </w:rPr>
-        <w:t>C. Мекемелердин материалдары жана энциклопедиялык булактар</w:t>
+        <w:t>Уюмдардын жана энциклопедиялардын материалдары</w:t>
       </w:r>
     </w:p>
     <w:p>
       <w:pPr>
-        <w:spacing w:after="80"/>
-        <w:ind w:left="360"/>
+        <w:widowControl/>
       </w:pPr>
       <w:r>
         <w:rPr>
-          <w:rFonts w:ascii="Calibri" w:hAnsi="Calibri" w:eastAsia="Calibri"/>
-          <w:b w:val="0"/>
-          <w:i w:val="0"/>
-          <w:sz w:val="22"/>
+          <w:sz w:val="20"/>
         </w:rPr>
-        <w:t>1. Encyclopaedia Britannica. «Магниттик-резонанстык томография».</w:t>
-      </w:r>
-      <w:r>
-        <w:rPr>
-          <w:rFonts w:ascii="Calibri" w:hAnsi="Calibri" w:eastAsia="Calibri"/>
-          <w:b w:val="0"/>
-          <w:i w:val="0"/>
-          <w:sz w:val="22"/>
-        </w:rPr>
-        <w:t xml:space="preserve"> </w:t>
+        <w:t xml:space="preserve">1. Encyclopaedia Britannica. 'Magnetic resonance imaging.' </w:t>
       </w:r>
       <w:hyperlink r:id="rId9">
         <w:r>
           <w:rPr>
-            <w:rFonts w:ascii="Calibri" w:hAnsi="Calibri" w:eastAsia="Calibri"/>
-            <w:b w:val="0"/>
-            <w:i w:val="0"/>
-            <w:sz w:val="22"/>
-            <w:color w:val="0563C1"/>
-            <w:u w:val="single"/>
+            <w:sz w:val="20"/>
           </w:rPr>
           <w:t>https://www.britannica.com/science/magnetic-resonance-imaging</w:t>
         </w:r>
       </w:hyperlink>
+      <w:r>
+        <w:rPr>
+          <w:sz w:val="20"/>
+        </w:rPr>
+      </w:r>
     </w:p>
     <w:p>
       <w:pPr>
-        <w:spacing w:after="80"/>
-        <w:ind w:left="360"/>
+        <w:widowControl/>
       </w:pPr>
       <w:r>
         <w:rPr>
-          <w:rFonts w:ascii="Calibri" w:hAnsi="Calibri" w:eastAsia="Calibri"/>
-          <w:b w:val="0"/>
-          <w:i w:val="0"/>
-          <w:sz w:val="22"/>
+          <w:sz w:val="20"/>
         </w:rPr>
-        <w:t>2. Nobel Prize. 2003-жылдагы физиология же медицина боюнча сыйлык — кыскача маалымат.</w:t>
-      </w:r>
-      <w:r>
-        <w:rPr>
-          <w:rFonts w:ascii="Calibri" w:hAnsi="Calibri" w:eastAsia="Calibri"/>
-          <w:b w:val="0"/>
-          <w:i w:val="0"/>
-          <w:sz w:val="22"/>
-        </w:rPr>
-        <w:t xml:space="preserve"> </w:t>
+        <w:t xml:space="preserve">2. Nobel Prize. The 2003 Prize in Physiology or Medicine — Summary. </w:t>
       </w:r>
       <w:hyperlink r:id="rId10">
         <w:r>
           <w:rPr>
-            <w:rFonts w:ascii="Calibri" w:hAnsi="Calibri" w:eastAsia="Calibri"/>
-            <w:b w:val="0"/>
-            <w:i w:val="0"/>
-            <w:sz w:val="22"/>
-            <w:color w:val="0563C1"/>
-            <w:u w:val="single"/>
+            <w:sz w:val="20"/>
           </w:rPr>
           <w:t>https://www.nobelprize.org/prizes/medicine/2003/summary/</w:t>
         </w:r>
       </w:hyperlink>
-    </w:p>
-    <w:p>
-      <w:pPr>
-        <w:keepNext/>
-        <w:spacing w:before="240" w:after="120"/>
-      </w:pPr>
       <w:r>
         <w:rPr>
-          <w:rFonts w:ascii="Calibri" w:hAnsi="Calibri" w:eastAsia="Calibri"/>
-          <w:b/>
-          <w:i w:val="0"/>
-          <w:color w:val="004E8C"/>
-          <w:sz w:val="24"/>
+          <w:sz w:val="20"/>
         </w:rPr>
-        <w:t>D. Музейлердин, архивдердин жана китепканалардын материалдары</w:t>
       </w:r>
     </w:p>
     <w:p>
       <w:pPr>
-        <w:spacing w:after="80"/>
-        <w:ind w:left="360"/>
+        <w:pStyle w:val="Heading2"/>
+        <w:widowControl/>
       </w:pPr>
       <w:r>
         <w:rPr>
-          <w:rFonts w:ascii="Calibri" w:hAnsi="Calibri" w:eastAsia="Calibri"/>
-          <w:b w:val="0"/>
-          <w:i w:val="0"/>
-          <w:sz w:val="22"/>
+          <w:sz w:val="20"/>
         </w:rPr>
-        <w:t>1. Science Museum (London). МРТ жана медициналык сүрөттөө боюнча буюмдар жана баяндар.</w:t>
+        <w:t>Музейлердин, архивдердин жана китепканалардын материалдары</w:t>
       </w:r>
+    </w:p>
+    <w:p>
+      <w:pPr>
+        <w:widowControl/>
+      </w:pPr>
       <w:r>
         <w:rPr>
-          <w:rFonts w:ascii="Calibri" w:hAnsi="Calibri" w:eastAsia="Calibri"/>
-          <w:b w:val="0"/>
-          <w:i w:val="0"/>
-          <w:sz w:val="22"/>
+          <w:sz w:val="20"/>
         </w:rPr>
-        <w:t xml:space="preserve"> </w:t>
+        <w:t xml:space="preserve">1. Science Museum (London). Objects and stories — MRI and medical imaging. </w:t>
       </w:r>
       <w:hyperlink r:id="rId11">
         <w:r>
           <w:rPr>
-            <w:rFonts w:ascii="Calibri" w:hAnsi="Calibri" w:eastAsia="Calibri"/>
-            <w:b w:val="0"/>
-            <w:i w:val="0"/>
-            <w:sz w:val="22"/>
-            <w:color w:val="0563C1"/>
-            <w:u w:val="single"/>
+            <w:sz w:val="20"/>
           </w:rPr>
           <w:t>https://www.sciencemuseum.org.uk/objects-and-stories</w:t>
         </w:r>
       </w:hyperlink>
-    </w:p>
-    <w:p>
-      <w:pPr>
-        <w:keepNext/>
-        <w:spacing w:before="240" w:after="120"/>
-      </w:pPr>
       <w:r>
         <w:rPr>
-          <w:rFonts w:ascii="Calibri" w:hAnsi="Calibri" w:eastAsia="Calibri"/>
-          <w:b/>
-          <w:i w:val="0"/>
-          <w:color w:val="004E8C"/>
-          <w:sz w:val="24"/>
+          <w:sz w:val="20"/>
         </w:rPr>
-        <w:t>J. Басма сөз, илимий-популярдуу жана жалпы маалымат булактары</w:t>
       </w:r>
     </w:p>
     <w:p>
       <w:pPr>
-        <w:spacing w:after="80"/>
-        <w:ind w:left="360"/>
+        <w:pStyle w:val="Heading2"/>
+        <w:widowControl/>
       </w:pPr>
       <w:r>
         <w:rPr>
-          <w:rFonts w:ascii="Calibri" w:hAnsi="Calibri" w:eastAsia="Calibri"/>
-          <w:b w:val="0"/>
-          <w:i w:val="0"/>
-          <w:sz w:val="22"/>
+          <w:sz w:val="20"/>
         </w:rPr>
-        <w:t>1. Scientific American. «МРТ кантип иштейт».</w:t>
+        <w:t>Басма сөз, илимий-популярдуу жана маалымдама материалдар</w:t>
       </w:r>
+    </w:p>
+    <w:p>
+      <w:pPr>
+        <w:widowControl/>
+      </w:pPr>
       <w:r>
         <w:rPr>
-          <w:rFonts w:ascii="Calibri" w:hAnsi="Calibri" w:eastAsia="Calibri"/>
-          <w:b w:val="0"/>
-          <w:i w:val="0"/>
-          <w:sz w:val="22"/>
+          <w:sz w:val="20"/>
         </w:rPr>
-        <w:t xml:space="preserve"> </w:t>
+        <w:t xml:space="preserve">1. Scientific American. 'How MRI Works.' </w:t>
       </w:r>
       <w:hyperlink r:id="rId12">
         <w:r>
           <w:rPr>
-            <w:rFonts w:ascii="Calibri" w:hAnsi="Calibri" w:eastAsia="Calibri"/>
-            <w:b w:val="0"/>
-            <w:i w:val="0"/>
-            <w:sz w:val="22"/>
-            <w:color w:val="0563C1"/>
-            <w:u w:val="single"/>
+            <w:sz w:val="20"/>
           </w:rPr>
           <w:t>https://www.scientificamerican.com/article/how-mri-works/</w:t>
         </w:r>
       </w:hyperlink>
+      <w:r>
+        <w:rPr>
+          <w:sz w:val="20"/>
+        </w:rPr>
+      </w:r>
     </w:p>
     <w:sectPr>
-      <w:pgSz w:w="12240" w:h="15840"/>
-      <w:pgMar w:top="1296" w:right="1440" w:bottom="1296" w:left="1440" w:header="720" w:footer="720" w:gutter="0"/>
+      <w:footerReference w:type="default" r:id="rId13"/>
+      <w:pgSz w:w="11906" w:h="16838"/>
+      <w:pgMar w:top="1020" w:right="1134" w:bottom="1020" w:left="1134" w:header="720" w:footer="720" w:gutter="0"/>
       <w:cols w:space="720"/>
       <w:docGrid w:linePitch="360"/>
     </w:sectPr>
   </w:body>
 </w:document>
+</file>
+
+<file path=word/footer1.xml><?xml version="1.0" encoding="utf-8"?>
+<w:ftr xmlns:m="http://schemas.openxmlformats.org/officeDocument/2006/math" xmlns:mc="http://schemas.openxmlformats.org/markup-compatibility/2006" xmlns:mo="http://schemas.microsoft.com/office/mac/office/2008/main" xmlns:mv="urn:schemas-microsoft-com:mac:vml" xmlns:o="urn:schemas-microsoft-com:office:office" xmlns:r="http://schemas.openxmlformats.org/officeDocument/2006/relationships" xmlns:v="urn:schemas-microsoft-com:vml" xmlns:w10="urn:schemas-microsoft-com:office:word" xmlns:w14="http://schemas.microsoft.com/office/word/2010/wordml" xmlns:w="http://schemas.openxmlformats.org/wordprocessingml/2006/main" xmlns:wne="http://schemas.microsoft.com/office/word/2006/wordml" xmlns:wp14="http://schemas.microsoft.com/office/word/2010/wordprocessingDrawing" xmlns:wp="http://schemas.openxmlformats.org/drawingml/2006/wordprocessingDrawing" xmlns:wpc="http://schemas.microsoft.com/office/word/2010/wordprocessingCanvas" xmlns:wpg="http://schemas.microsoft.com/office/word/2010/wordprocessingGroup" xmlns:wpi="http://schemas.microsoft.com/office/word/2010/wordprocessingInk" xmlns:wps="http://schemas.microsoft.com/office/word/2010/wordprocessingShape" mc:Ignorable="w14 wp14">
+  <w:p>
+    <w:pPr>
+      <w:pStyle w:val="Footer"/>
+      <w:jc w:val="right"/>
+    </w:pPr>
+    <w:fldSimple w:instr="PAGE"/>
+  </w:p>
+</w:ftr>
 </file>
 
 <file path=word/numbering.xml><?xml version="1.0" encoding="utf-8"?>
@@ -788,7 +594,7 @@
   <w:docDefaults>
     <w:rPrDefault>
       <w:rPr>
-        <w:rFonts w:asciiTheme="minorHAnsi" w:eastAsiaTheme="minorEastAsia" w:hAnsiTheme="minorHAnsi" w:cstheme="minorBidi"/>
+        <w:rFonts/>
         <w:sz w:val="22"/>
         <w:szCs w:val="22"/>
         <w:lang w:val="en-US" w:eastAsia="en-US" w:bidi="ar-SA"/>
@@ -943,6 +749,15 @@
     <w:name w:val="Normal"/>
     <w:qFormat/>
     <w:rsid w:val="00FC693F"/>
+    <w:pPr>
+      <w:spacing w:after="120" w:line="259" w:lineRule="auto"/>
+    </w:pPr>
+    <w:rPr>
+      <w:rFonts w:ascii="Times New Roman" w:hAnsi="Times New Roman"/>
+      <w:color w:val="000000"/>
+      <w:sz w:val="24"/>
+      <w:lang w:val="ky-KG"/>
+    </w:rPr>
   </w:style>
   <w:style w:type="paragraph" w:styleId="Header">
     <w:name w:val="header"/>
@@ -999,16 +814,17 @@
     <w:pPr>
       <w:keepNext/>
       <w:keepLines/>
-      <w:spacing w:before="480" w:after="0"/>
+      <w:spacing w:before="480" w:after="120" w:line="259" w:lineRule="auto"/>
       <w:outlineLvl w:val="0"/>
     </w:pPr>
     <w:rPr>
-      <w:rFonts w:asciiTheme="majorHAnsi" w:eastAsiaTheme="majorEastAsia" w:hAnsiTheme="majorHAnsi" w:cstheme="majorBidi"/>
+      <w:rFonts w:ascii="Times New Roman" w:hAnsi="Times New Roman"/>
       <w:b/>
       <w:bCs/>
-      <w:color w:val="365F91" w:themeColor="accent1" w:themeShade="BF"/>
-      <w:sz w:val="28"/>
+      <w:color w:val="000000"/>
+      <w:sz w:val="26"/>
       <w:szCs w:val="28"/>
+      <w:lang w:val="ky-KG"/>
     </w:rPr>
   </w:style>
   <w:style w:type="paragraph" w:styleId="Heading2">
@@ -1023,16 +839,17 @@
     <w:pPr>
       <w:keepNext/>
       <w:keepLines/>
-      <w:spacing w:before="200" w:after="0"/>
+      <w:spacing w:before="200" w:after="120" w:line="259" w:lineRule="auto"/>
       <w:outlineLvl w:val="1"/>
     </w:pPr>
     <w:rPr>
-      <w:rFonts w:asciiTheme="majorHAnsi" w:eastAsiaTheme="majorEastAsia" w:hAnsiTheme="majorHAnsi" w:cstheme="majorBidi"/>
+      <w:rFonts w:ascii="Times New Roman" w:hAnsi="Times New Roman"/>
       <w:b/>
       <w:bCs/>
-      <w:color w:val="4F81BD" w:themeColor="accent1"/>
+      <w:color w:val="000000"/>
       <w:sz w:val="26"/>
       <w:szCs w:val="26"/>
+      <w:lang w:val="ky-KG"/>
     </w:rPr>
   </w:style>
   <w:style w:type="paragraph" w:styleId="Heading3">
@@ -1051,7 +868,7 @@
       <w:outlineLvl w:val="2"/>
     </w:pPr>
     <w:rPr>
-      <w:rFonts w:asciiTheme="majorHAnsi" w:eastAsiaTheme="majorEastAsia" w:hAnsiTheme="majorHAnsi" w:cstheme="majorBidi"/>
+      <w:rFonts/>
       <w:b/>
       <w:bCs/>
       <w:color w:val="4F81BD" w:themeColor="accent1"/>
@@ -1074,7 +891,7 @@
       <w:outlineLvl w:val="3"/>
     </w:pPr>
     <w:rPr>
-      <w:rFonts w:asciiTheme="majorHAnsi" w:eastAsiaTheme="majorEastAsia" w:hAnsiTheme="majorHAnsi" w:cstheme="majorBidi"/>
+      <w:rFonts/>
       <w:b/>
       <w:bCs/>
       <w:i/>
@@ -1099,7 +916,7 @@
       <w:outlineLvl w:val="4"/>
     </w:pPr>
     <w:rPr>
-      <w:rFonts w:asciiTheme="majorHAnsi" w:eastAsiaTheme="majorEastAsia" w:hAnsiTheme="majorHAnsi" w:cstheme="majorBidi"/>
+      <w:rFonts/>
       <w:color w:val="243F60" w:themeColor="accent1" w:themeShade="7F"/>
     </w:rPr>
   </w:style>
@@ -1120,7 +937,7 @@
       <w:outlineLvl w:val="5"/>
     </w:pPr>
     <w:rPr>
-      <w:rFonts w:asciiTheme="majorHAnsi" w:eastAsiaTheme="majorEastAsia" w:hAnsiTheme="majorHAnsi" w:cstheme="majorBidi"/>
+      <w:rFonts/>
       <w:i/>
       <w:iCs/>
       <w:color w:val="243F60" w:themeColor="accent1" w:themeShade="7F"/>
@@ -1143,7 +960,7 @@
       <w:outlineLvl w:val="6"/>
     </w:pPr>
     <w:rPr>
-      <w:rFonts w:asciiTheme="majorHAnsi" w:eastAsiaTheme="majorEastAsia" w:hAnsiTheme="majorHAnsi" w:cstheme="majorBidi"/>
+      <w:rFonts/>
       <w:i/>
       <w:iCs/>
       <w:color w:val="404040" w:themeColor="text1" w:themeTint="BF"/>
@@ -1166,7 +983,7 @@
       <w:outlineLvl w:val="7"/>
     </w:pPr>
     <w:rPr>
-      <w:rFonts w:asciiTheme="majorHAnsi" w:eastAsiaTheme="majorEastAsia" w:hAnsiTheme="majorHAnsi" w:cstheme="majorBidi"/>
+      <w:rFonts/>
       <w:color w:val="4F81BD" w:themeColor="accent1"/>
       <w:sz w:val="20"/>
       <w:szCs w:val="20"/>
@@ -1189,7 +1006,7 @@
       <w:outlineLvl w:val="8"/>
     </w:pPr>
     <w:rPr>
-      <w:rFonts w:asciiTheme="majorHAnsi" w:eastAsiaTheme="majorEastAsia" w:hAnsiTheme="majorHAnsi" w:cstheme="majorBidi"/>
+      <w:rFonts/>
       <w:i/>
       <w:iCs/>
       <w:color w:val="404040" w:themeColor="text1" w:themeTint="BF"/>
@@ -1240,7 +1057,7 @@
     <w:uiPriority w:val="9"/>
     <w:rsid w:val="00FC693F"/>
     <w:rPr>
-      <w:rFonts w:asciiTheme="majorHAnsi" w:eastAsiaTheme="majorEastAsia" w:hAnsiTheme="majorHAnsi" w:cstheme="majorBidi"/>
+      <w:rFonts/>
       <w:b/>
       <w:bCs/>
       <w:color w:val="365F91" w:themeColor="accent1" w:themeShade="BF"/>
@@ -1255,7 +1072,7 @@
     <w:uiPriority w:val="9"/>
     <w:rsid w:val="00FC693F"/>
     <w:rPr>
-      <w:rFonts w:asciiTheme="majorHAnsi" w:eastAsiaTheme="majorEastAsia" w:hAnsiTheme="majorHAnsi" w:cstheme="majorBidi"/>
+      <w:rFonts/>
       <w:b/>
       <w:bCs/>
       <w:color w:val="4F81BD" w:themeColor="accent1"/>
@@ -1270,7 +1087,7 @@
     <w:uiPriority w:val="9"/>
     <w:rsid w:val="00FC693F"/>
     <w:rPr>
-      <w:rFonts w:asciiTheme="majorHAnsi" w:eastAsiaTheme="majorEastAsia" w:hAnsiTheme="majorHAnsi" w:cstheme="majorBidi"/>
+      <w:rFonts/>
       <w:b/>
       <w:bCs/>
       <w:color w:val="4F81BD" w:themeColor="accent1"/>
@@ -1285,19 +1102,17 @@
     <w:qFormat/>
     <w:rsid w:val="00FC693F"/>
     <w:pPr>
-      <w:pBdr>
-        <w:bottom w:val="single" w:sz="8" w:space="4" w:color="4F81BD" w:themeColor="accent1"/>
-      </w:pBdr>
-      <w:spacing w:after="300" w:line="240" w:lineRule="auto"/>
+      <w:spacing w:after="120" w:line="259" w:lineRule="auto"/>
       <w:contextualSpacing/>
     </w:pPr>
     <w:rPr>
-      <w:rFonts w:asciiTheme="majorHAnsi" w:eastAsiaTheme="majorEastAsia" w:hAnsiTheme="majorHAnsi" w:cstheme="majorBidi"/>
-      <w:color w:val="17365D" w:themeColor="text2" w:themeShade="BF"/>
+      <w:rFonts w:ascii="Times New Roman" w:hAnsi="Times New Roman"/>
+      <w:color w:val="000000"/>
       <w:spacing w:val="5"/>
       <w:kern w:val="28"/>
-      <w:sz w:val="52"/>
+      <w:sz w:val="40"/>
       <w:szCs w:val="52"/>
+      <w:lang w:val="ky-KG"/>
     </w:rPr>
   </w:style>
   <w:style w:type="character" w:customStyle="1" w:styleId="TitleChar">
@@ -1307,7 +1122,7 @@
     <w:uiPriority w:val="10"/>
     <w:rsid w:val="00FC693F"/>
     <w:rPr>
-      <w:rFonts w:asciiTheme="majorHAnsi" w:eastAsiaTheme="majorEastAsia" w:hAnsiTheme="majorHAnsi" w:cstheme="majorBidi"/>
+      <w:rFonts/>
       <w:color w:val="17365D" w:themeColor="text2" w:themeShade="BF"/>
       <w:spacing w:val="5"/>
       <w:kern w:val="28"/>
@@ -1329,7 +1144,7 @@
       </w:numPr>
     </w:pPr>
     <w:rPr>
-      <w:rFonts w:asciiTheme="majorHAnsi" w:eastAsiaTheme="majorEastAsia" w:hAnsiTheme="majorHAnsi" w:cstheme="majorBidi"/>
+      <w:rFonts/>
       <w:i/>
       <w:iCs/>
       <w:color w:val="4F81BD" w:themeColor="accent1"/>
@@ -1345,7 +1160,7 @@
     <w:uiPriority w:val="11"/>
     <w:rsid w:val="00FC693F"/>
     <w:rPr>
-      <w:rFonts w:asciiTheme="majorHAnsi" w:eastAsiaTheme="majorEastAsia" w:hAnsiTheme="majorHAnsi" w:cstheme="majorBidi"/>
+      <w:rFonts/>
       <w:i/>
       <w:iCs/>
       <w:color w:val="4F81BD" w:themeColor="accent1"/>
@@ -1470,8 +1285,15 @@
       <w:numPr>
         <w:numId w:val="1"/>
       </w:numPr>
+      <w:spacing w:after="120" w:line="259" w:lineRule="auto"/>
       <w:contextualSpacing/>
     </w:pPr>
+    <w:rPr>
+      <w:rFonts w:ascii="Times New Roman" w:hAnsi="Times New Roman"/>
+      <w:color w:val="000000"/>
+      <w:sz w:val="24"/>
+      <w:lang w:val="ky-KG"/>
+    </w:rPr>
   </w:style>
   <w:style w:type="paragraph" w:styleId="ListBullet2">
     <w:name w:val="List Bullet 2"/>
@@ -1643,7 +1465,7 @@
     <w:semiHidden/>
     <w:rsid w:val="00FC693F"/>
     <w:rPr>
-      <w:rFonts w:asciiTheme="majorHAnsi" w:eastAsiaTheme="majorEastAsia" w:hAnsiTheme="majorHAnsi" w:cstheme="majorBidi"/>
+      <w:rFonts/>
       <w:b/>
       <w:bCs/>
       <w:i/>
@@ -1659,7 +1481,7 @@
     <w:semiHidden/>
     <w:rsid w:val="00FC693F"/>
     <w:rPr>
-      <w:rFonts w:asciiTheme="majorHAnsi" w:eastAsiaTheme="majorEastAsia" w:hAnsiTheme="majorHAnsi" w:cstheme="majorBidi"/>
+      <w:rFonts/>
       <w:color w:val="243F60" w:themeColor="accent1" w:themeShade="7F"/>
     </w:rPr>
   </w:style>
@@ -1671,7 +1493,7 @@
     <w:semiHidden/>
     <w:rsid w:val="00FC693F"/>
     <w:rPr>
-      <w:rFonts w:asciiTheme="majorHAnsi" w:eastAsiaTheme="majorEastAsia" w:hAnsiTheme="majorHAnsi" w:cstheme="majorBidi"/>
+      <w:rFonts/>
       <w:i/>
       <w:iCs/>
       <w:color w:val="243F60" w:themeColor="accent1" w:themeShade="7F"/>
@@ -1685,7 +1507,7 @@
     <w:semiHidden/>
     <w:rsid w:val="00FC693F"/>
     <w:rPr>
-      <w:rFonts w:asciiTheme="majorHAnsi" w:eastAsiaTheme="majorEastAsia" w:hAnsiTheme="majorHAnsi" w:cstheme="majorBidi"/>
+      <w:rFonts/>
       <w:i/>
       <w:iCs/>
       <w:color w:val="404040" w:themeColor="text1" w:themeTint="BF"/>
@@ -1699,7 +1521,7 @@
     <w:semiHidden/>
     <w:rsid w:val="00FC693F"/>
     <w:rPr>
-      <w:rFonts w:asciiTheme="majorHAnsi" w:eastAsiaTheme="majorEastAsia" w:hAnsiTheme="majorHAnsi" w:cstheme="majorBidi"/>
+      <w:rFonts/>
       <w:color w:val="4F81BD" w:themeColor="accent1"/>
       <w:sz w:val="20"/>
       <w:szCs w:val="20"/>
@@ -1713,7 +1535,7 @@
     <w:semiHidden/>
     <w:rsid w:val="00FC693F"/>
     <w:rPr>
-      <w:rFonts w:asciiTheme="majorHAnsi" w:eastAsiaTheme="majorEastAsia" w:hAnsiTheme="majorHAnsi" w:cstheme="majorBidi"/>
+      <w:rFonts/>
       <w:i/>
       <w:iCs/>
       <w:color w:val="404040" w:themeColor="text1" w:themeTint="BF"/>
@@ -1772,9 +1594,6 @@
     <w:qFormat/>
     <w:rsid w:val="00FC693F"/>
     <w:pPr>
-      <w:pBdr>
-        <w:bottom w:val="single" w:sz="4" w:space="4" w:color="4F81BD" w:themeColor="accent1"/>
-      </w:pBdr>
       <w:spacing w:before="200" w:after="280"/>
       <w:ind w:left="936" w:right="936"/>
     </w:pPr>
@@ -3302,7 +3121,7 @@
         <w:spacing w:before="0" w:after="0" w:line="240" w:lineRule="auto"/>
       </w:pPr>
       <w:rPr>
-        <w:rFonts w:asciiTheme="majorHAnsi" w:eastAsiaTheme="majorEastAsia" w:hAnsiTheme="majorHAnsi" w:cstheme="majorBidi"/>
+        <w:rFonts/>
         <w:b/>
         <w:bCs/>
       </w:rPr>
@@ -3323,7 +3142,7 @@
         <w:spacing w:before="0" w:after="0" w:line="240" w:lineRule="auto"/>
       </w:pPr>
       <w:rPr>
-        <w:rFonts w:asciiTheme="majorHAnsi" w:eastAsiaTheme="majorEastAsia" w:hAnsiTheme="majorHAnsi" w:cstheme="majorBidi"/>
+        <w:rFonts/>
         <w:b/>
         <w:bCs/>
       </w:rPr>
@@ -3341,14 +3160,14 @@
     </w:tblStylePr>
     <w:tblStylePr w:type="firstCol">
       <w:rPr>
-        <w:rFonts w:asciiTheme="majorHAnsi" w:eastAsiaTheme="majorEastAsia" w:hAnsiTheme="majorHAnsi" w:cstheme="majorBidi"/>
+        <w:rFonts/>
         <w:b/>
         <w:bCs/>
       </w:rPr>
     </w:tblStylePr>
     <w:tblStylePr w:type="lastCol">
       <w:rPr>
-        <w:rFonts w:asciiTheme="majorHAnsi" w:eastAsiaTheme="majorEastAsia" w:hAnsiTheme="majorHAnsi" w:cstheme="majorBidi"/>
+        <w:rFonts/>
         <w:b/>
         <w:bCs/>
       </w:rPr>
@@ -3432,7 +3251,7 @@
         <w:spacing w:before="0" w:after="0" w:line="240" w:lineRule="auto"/>
       </w:pPr>
       <w:rPr>
-        <w:rFonts w:asciiTheme="majorHAnsi" w:eastAsiaTheme="majorEastAsia" w:hAnsiTheme="majorHAnsi" w:cstheme="majorBidi"/>
+        <w:rFonts/>
         <w:b/>
         <w:bCs/>
       </w:rPr>
@@ -3453,7 +3272,7 @@
         <w:spacing w:before="0" w:after="0" w:line="240" w:lineRule="auto"/>
       </w:pPr>
       <w:rPr>
-        <w:rFonts w:asciiTheme="majorHAnsi" w:eastAsiaTheme="majorEastAsia" w:hAnsiTheme="majorHAnsi" w:cstheme="majorBidi"/>
+        <w:rFonts/>
         <w:b/>
         <w:bCs/>
       </w:rPr>
@@ -3471,14 +3290,14 @@
     </w:tblStylePr>
     <w:tblStylePr w:type="firstCol">
       <w:rPr>
-        <w:rFonts w:asciiTheme="majorHAnsi" w:eastAsiaTheme="majorEastAsia" w:hAnsiTheme="majorHAnsi" w:cstheme="majorBidi"/>
+        <w:rFonts/>
         <w:b/>
         <w:bCs/>
       </w:rPr>
     </w:tblStylePr>
     <w:tblStylePr w:type="lastCol">
       <w:rPr>
-        <w:rFonts w:asciiTheme="majorHAnsi" w:eastAsiaTheme="majorEastAsia" w:hAnsiTheme="majorHAnsi" w:cstheme="majorBidi"/>
+        <w:rFonts/>
         <w:b/>
         <w:bCs/>
       </w:rPr>
@@ -3562,7 +3381,7 @@
         <w:spacing w:before="0" w:after="0" w:line="240" w:lineRule="auto"/>
       </w:pPr>
       <w:rPr>
-        <w:rFonts w:asciiTheme="majorHAnsi" w:eastAsiaTheme="majorEastAsia" w:hAnsiTheme="majorHAnsi" w:cstheme="majorBidi"/>
+        <w:rFonts/>
         <w:b/>
         <w:bCs/>
       </w:rPr>
@@ -3583,7 +3402,7 @@
         <w:spacing w:before="0" w:after="0" w:line="240" w:lineRule="auto"/>
       </w:pPr>
       <w:rPr>
-        <w:rFonts w:asciiTheme="majorHAnsi" w:eastAsiaTheme="majorEastAsia" w:hAnsiTheme="majorHAnsi" w:cstheme="majorBidi"/>
+        <w:rFonts/>
         <w:b/>
         <w:bCs/>
       </w:rPr>
@@ -3601,14 +3420,14 @@
     </w:tblStylePr>
     <w:tblStylePr w:type="firstCol">
       <w:rPr>
-        <w:rFonts w:asciiTheme="majorHAnsi" w:eastAsiaTheme="majorEastAsia" w:hAnsiTheme="majorHAnsi" w:cstheme="majorBidi"/>
+        <w:rFonts/>
         <w:b/>
         <w:bCs/>
       </w:rPr>
     </w:tblStylePr>
     <w:tblStylePr w:type="lastCol">
       <w:rPr>
-        <w:rFonts w:asciiTheme="majorHAnsi" w:eastAsiaTheme="majorEastAsia" w:hAnsiTheme="majorHAnsi" w:cstheme="majorBidi"/>
+        <w:rFonts/>
         <w:b/>
         <w:bCs/>
       </w:rPr>
@@ -3692,7 +3511,7 @@
         <w:spacing w:before="0" w:after="0" w:line="240" w:lineRule="auto"/>
       </w:pPr>
       <w:rPr>
-        <w:rFonts w:asciiTheme="majorHAnsi" w:eastAsiaTheme="majorEastAsia" w:hAnsiTheme="majorHAnsi" w:cstheme="majorBidi"/>
+        <w:rFonts/>
         <w:b/>
         <w:bCs/>
       </w:rPr>
@@ -3713,7 +3532,7 @@
         <w:spacing w:before="0" w:after="0" w:line="240" w:lineRule="auto"/>
       </w:pPr>
       <w:rPr>
-        <w:rFonts w:asciiTheme="majorHAnsi" w:eastAsiaTheme="majorEastAsia" w:hAnsiTheme="majorHAnsi" w:cstheme="majorBidi"/>
+        <w:rFonts/>
         <w:b/>
         <w:bCs/>
       </w:rPr>
@@ -3731,14 +3550,14 @@
     </w:tblStylePr>
     <w:tblStylePr w:type="firstCol">
       <w:rPr>
-        <w:rFonts w:asciiTheme="majorHAnsi" w:eastAsiaTheme="majorEastAsia" w:hAnsiTheme="majorHAnsi" w:cstheme="majorBidi"/>
+        <w:rFonts/>
         <w:b/>
         <w:bCs/>
       </w:rPr>
     </w:tblStylePr>
     <w:tblStylePr w:type="lastCol">
       <w:rPr>
-        <w:rFonts w:asciiTheme="majorHAnsi" w:eastAsiaTheme="majorEastAsia" w:hAnsiTheme="majorHAnsi" w:cstheme="majorBidi"/>
+        <w:rFonts/>
         <w:b/>
         <w:bCs/>
       </w:rPr>
@@ -3822,7 +3641,7 @@
         <w:spacing w:before="0" w:after="0" w:line="240" w:lineRule="auto"/>
       </w:pPr>
       <w:rPr>
-        <w:rFonts w:asciiTheme="majorHAnsi" w:eastAsiaTheme="majorEastAsia" w:hAnsiTheme="majorHAnsi" w:cstheme="majorBidi"/>
+        <w:rFonts/>
         <w:b/>
         <w:bCs/>
       </w:rPr>
@@ -3843,7 +3662,7 @@
         <w:spacing w:before="0" w:after="0" w:line="240" w:lineRule="auto"/>
       </w:pPr>
       <w:rPr>
-        <w:rFonts w:asciiTheme="majorHAnsi" w:eastAsiaTheme="majorEastAsia" w:hAnsiTheme="majorHAnsi" w:cstheme="majorBidi"/>
+        <w:rFonts/>
         <w:b/>
         <w:bCs/>
       </w:rPr>
@@ -3861,14 +3680,14 @@
     </w:tblStylePr>
     <w:tblStylePr w:type="firstCol">
       <w:rPr>
-        <w:rFonts w:asciiTheme="majorHAnsi" w:eastAsiaTheme="majorEastAsia" w:hAnsiTheme="majorHAnsi" w:cstheme="majorBidi"/>
+        <w:rFonts/>
         <w:b/>
         <w:bCs/>
       </w:rPr>
     </w:tblStylePr>
     <w:tblStylePr w:type="lastCol">
       <w:rPr>
-        <w:rFonts w:asciiTheme="majorHAnsi" w:eastAsiaTheme="majorEastAsia" w:hAnsiTheme="majorHAnsi" w:cstheme="majorBidi"/>
+        <w:rFonts/>
         <w:b/>
         <w:bCs/>
       </w:rPr>
@@ -3952,7 +3771,7 @@
         <w:spacing w:before="0" w:after="0" w:line="240" w:lineRule="auto"/>
       </w:pPr>
       <w:rPr>
-        <w:rFonts w:asciiTheme="majorHAnsi" w:eastAsiaTheme="majorEastAsia" w:hAnsiTheme="majorHAnsi" w:cstheme="majorBidi"/>
+        <w:rFonts/>
         <w:b/>
         <w:bCs/>
       </w:rPr>
@@ -3973,7 +3792,7 @@
         <w:spacing w:before="0" w:after="0" w:line="240" w:lineRule="auto"/>
       </w:pPr>
       <w:rPr>
-        <w:rFonts w:asciiTheme="majorHAnsi" w:eastAsiaTheme="majorEastAsia" w:hAnsiTheme="majorHAnsi" w:cstheme="majorBidi"/>
+        <w:rFonts/>
         <w:b/>
         <w:bCs/>
       </w:rPr>
@@ -3991,14 +3810,14 @@
     </w:tblStylePr>
     <w:tblStylePr w:type="firstCol">
       <w:rPr>
-        <w:rFonts w:asciiTheme="majorHAnsi" w:eastAsiaTheme="majorEastAsia" w:hAnsiTheme="majorHAnsi" w:cstheme="majorBidi"/>
+        <w:rFonts/>
         <w:b/>
         <w:bCs/>
       </w:rPr>
     </w:tblStylePr>
     <w:tblStylePr w:type="lastCol">
       <w:rPr>
-        <w:rFonts w:asciiTheme="majorHAnsi" w:eastAsiaTheme="majorEastAsia" w:hAnsiTheme="majorHAnsi" w:cstheme="majorBidi"/>
+        <w:rFonts/>
         <w:b/>
         <w:bCs/>
       </w:rPr>
@@ -4082,7 +3901,7 @@
         <w:spacing w:before="0" w:after="0" w:line="240" w:lineRule="auto"/>
       </w:pPr>
       <w:rPr>
-        <w:rFonts w:asciiTheme="majorHAnsi" w:eastAsiaTheme="majorEastAsia" w:hAnsiTheme="majorHAnsi" w:cstheme="majorBidi"/>
+        <w:rFonts/>
         <w:b/>
         <w:bCs/>
       </w:rPr>
@@ -4103,7 +3922,7 @@
         <w:spacing w:before="0" w:after="0" w:line="240" w:lineRule="auto"/>
       </w:pPr>
       <w:rPr>
-        <w:rFonts w:asciiTheme="majorHAnsi" w:eastAsiaTheme="majorEastAsia" w:hAnsiTheme="majorHAnsi" w:cstheme="majorBidi"/>
+        <w:rFonts/>
         <w:b/>
         <w:bCs/>
       </w:rPr>
@@ -4121,14 +3940,14 @@
     </w:tblStylePr>
     <w:tblStylePr w:type="firstCol">
       <w:rPr>
-        <w:rFonts w:asciiTheme="majorHAnsi" w:eastAsiaTheme="majorEastAsia" w:hAnsiTheme="majorHAnsi" w:cstheme="majorBidi"/>
+        <w:rFonts/>
         <w:b/>
         <w:bCs/>
       </w:rPr>
     </w:tblStylePr>
     <w:tblStylePr w:type="lastCol">
       <w:rPr>
-        <w:rFonts w:asciiTheme="majorHAnsi" w:eastAsiaTheme="majorEastAsia" w:hAnsiTheme="majorHAnsi" w:cstheme="majorBidi"/>
+        <w:rFonts/>
         <w:b/>
         <w:bCs/>
       </w:rPr>
@@ -5993,7 +5812,7 @@
     </w:tblPr>
     <w:tblStylePr w:type="firstRow">
       <w:rPr>
-        <w:rFonts w:asciiTheme="majorHAnsi" w:eastAsiaTheme="majorEastAsia" w:hAnsiTheme="majorHAnsi" w:cstheme="majorBidi"/>
+        <w:rFonts/>
       </w:rPr>
       <w:tblPr/>
       <w:tcPr>
@@ -6077,7 +5896,7 @@
     </w:tblPr>
     <w:tblStylePr w:type="firstRow">
       <w:rPr>
-        <w:rFonts w:asciiTheme="majorHAnsi" w:eastAsiaTheme="majorEastAsia" w:hAnsiTheme="majorHAnsi" w:cstheme="majorBidi"/>
+        <w:rFonts/>
       </w:rPr>
       <w:tblPr/>
       <w:tcPr>
@@ -6161,7 +5980,7 @@
     </w:tblPr>
     <w:tblStylePr w:type="firstRow">
       <w:rPr>
-        <w:rFonts w:asciiTheme="majorHAnsi" w:eastAsiaTheme="majorEastAsia" w:hAnsiTheme="majorHAnsi" w:cstheme="majorBidi"/>
+        <w:rFonts/>
       </w:rPr>
       <w:tblPr/>
       <w:tcPr>
@@ -6245,7 +6064,7 @@
     </w:tblPr>
     <w:tblStylePr w:type="firstRow">
       <w:rPr>
-        <w:rFonts w:asciiTheme="majorHAnsi" w:eastAsiaTheme="majorEastAsia" w:hAnsiTheme="majorHAnsi" w:cstheme="majorBidi"/>
+        <w:rFonts/>
       </w:rPr>
       <w:tblPr/>
       <w:tcPr>
@@ -6329,7 +6148,7 @@
     </w:tblPr>
     <w:tblStylePr w:type="firstRow">
       <w:rPr>
-        <w:rFonts w:asciiTheme="majorHAnsi" w:eastAsiaTheme="majorEastAsia" w:hAnsiTheme="majorHAnsi" w:cstheme="majorBidi"/>
+        <w:rFonts/>
       </w:rPr>
       <w:tblPr/>
       <w:tcPr>
@@ -6413,7 +6232,7 @@
     </w:tblPr>
     <w:tblStylePr w:type="firstRow">
       <w:rPr>
-        <w:rFonts w:asciiTheme="majorHAnsi" w:eastAsiaTheme="majorEastAsia" w:hAnsiTheme="majorHAnsi" w:cstheme="majorBidi"/>
+        <w:rFonts/>
       </w:rPr>
       <w:tblPr/>
       <w:tcPr>
@@ -6497,7 +6316,7 @@
     </w:tblPr>
     <w:tblStylePr w:type="firstRow">
       <w:rPr>
-        <w:rFonts w:asciiTheme="majorHAnsi" w:eastAsiaTheme="majorEastAsia" w:hAnsiTheme="majorHAnsi" w:cstheme="majorBidi"/>
+        <w:rFonts/>
       </w:rPr>
       <w:tblPr/>
       <w:tcPr>
@@ -6562,7 +6381,7 @@
       <w:spacing w:after="0" w:line="240" w:lineRule="auto"/>
     </w:pPr>
     <w:rPr>
-      <w:rFonts w:asciiTheme="majorHAnsi" w:eastAsiaTheme="majorEastAsia" w:hAnsiTheme="majorHAnsi" w:cstheme="majorBidi"/>
+      <w:rFonts/>
       <w:color w:val="000000" w:themeColor="text1"/>
     </w:rPr>
     <w:tblPr>
@@ -6690,7 +6509,7 @@
       <w:spacing w:after="0" w:line="240" w:lineRule="auto"/>
     </w:pPr>
     <w:rPr>
-      <w:rFonts w:asciiTheme="majorHAnsi" w:eastAsiaTheme="majorEastAsia" w:hAnsiTheme="majorHAnsi" w:cstheme="majorBidi"/>
+      <w:rFonts/>
       <w:color w:val="000000" w:themeColor="text1"/>
     </w:rPr>
     <w:tblPr>
@@ -6818,7 +6637,7 @@
       <w:spacing w:after="0" w:line="240" w:lineRule="auto"/>
     </w:pPr>
     <w:rPr>
-      <w:rFonts w:asciiTheme="majorHAnsi" w:eastAsiaTheme="majorEastAsia" w:hAnsiTheme="majorHAnsi" w:cstheme="majorBidi"/>
+      <w:rFonts/>
       <w:color w:val="000000" w:themeColor="text1"/>
     </w:rPr>
     <w:tblPr>
@@ -6946,7 +6765,7 @@
       <w:spacing w:after="0" w:line="240" w:lineRule="auto"/>
     </w:pPr>
     <w:rPr>
-      <w:rFonts w:asciiTheme="majorHAnsi" w:eastAsiaTheme="majorEastAsia" w:hAnsiTheme="majorHAnsi" w:cstheme="majorBidi"/>
+      <w:rFonts/>
       <w:color w:val="000000" w:themeColor="text1"/>
     </w:rPr>
     <w:tblPr>
@@ -7074,7 +6893,7 @@
       <w:spacing w:after="0" w:line="240" w:lineRule="auto"/>
     </w:pPr>
     <w:rPr>
-      <w:rFonts w:asciiTheme="majorHAnsi" w:eastAsiaTheme="majorEastAsia" w:hAnsiTheme="majorHAnsi" w:cstheme="majorBidi"/>
+      <w:rFonts/>
       <w:color w:val="000000" w:themeColor="text1"/>
     </w:rPr>
     <w:tblPr>
@@ -7202,7 +7021,7 @@
       <w:spacing w:after="0" w:line="240" w:lineRule="auto"/>
     </w:pPr>
     <w:rPr>
-      <w:rFonts w:asciiTheme="majorHAnsi" w:eastAsiaTheme="majorEastAsia" w:hAnsiTheme="majorHAnsi" w:cstheme="majorBidi"/>
+      <w:rFonts/>
       <w:color w:val="000000" w:themeColor="text1"/>
     </w:rPr>
     <w:tblPr>
@@ -7330,7 +7149,7 @@
       <w:spacing w:after="0" w:line="240" w:lineRule="auto"/>
     </w:pPr>
     <w:rPr>
-      <w:rFonts w:asciiTheme="majorHAnsi" w:eastAsiaTheme="majorEastAsia" w:hAnsiTheme="majorHAnsi" w:cstheme="majorBidi"/>
+      <w:rFonts/>
       <w:color w:val="000000" w:themeColor="text1"/>
     </w:rPr>
     <w:tblPr>
@@ -7969,7 +7788,7 @@
       <w:spacing w:after="0" w:line="240" w:lineRule="auto"/>
     </w:pPr>
     <w:rPr>
-      <w:rFonts w:asciiTheme="majorHAnsi" w:eastAsiaTheme="majorEastAsia" w:hAnsiTheme="majorHAnsi" w:cstheme="majorBidi"/>
+      <w:rFonts/>
       <w:color w:val="000000" w:themeColor="text1"/>
     </w:rPr>
     <w:tblPr>
@@ -8094,7 +7913,7 @@
       <w:spacing w:after="0" w:line="240" w:lineRule="auto"/>
     </w:pPr>
     <w:rPr>
-      <w:rFonts w:asciiTheme="majorHAnsi" w:eastAsiaTheme="majorEastAsia" w:hAnsiTheme="majorHAnsi" w:cstheme="majorBidi"/>
+      <w:rFonts/>
       <w:color w:val="000000" w:themeColor="text1"/>
     </w:rPr>
     <w:tblPr>
@@ -8219,7 +8038,7 @@
       <w:spacing w:after="0" w:line="240" w:lineRule="auto"/>
     </w:pPr>
     <w:rPr>
-      <w:rFonts w:asciiTheme="majorHAnsi" w:eastAsiaTheme="majorEastAsia" w:hAnsiTheme="majorHAnsi" w:cstheme="majorBidi"/>
+      <w:rFonts/>
       <w:color w:val="000000" w:themeColor="text1"/>
     </w:rPr>
     <w:tblPr>
@@ -8344,7 +8163,7 @@
       <w:spacing w:after="0" w:line="240" w:lineRule="auto"/>
     </w:pPr>
     <w:rPr>
-      <w:rFonts w:asciiTheme="majorHAnsi" w:eastAsiaTheme="majorEastAsia" w:hAnsiTheme="majorHAnsi" w:cstheme="majorBidi"/>
+      <w:rFonts/>
       <w:color w:val="000000" w:themeColor="text1"/>
     </w:rPr>
     <w:tblPr>
@@ -8469,7 +8288,7 @@
       <w:spacing w:after="0" w:line="240" w:lineRule="auto"/>
     </w:pPr>
     <w:rPr>
-      <w:rFonts w:asciiTheme="majorHAnsi" w:eastAsiaTheme="majorEastAsia" w:hAnsiTheme="majorHAnsi" w:cstheme="majorBidi"/>
+      <w:rFonts/>
       <w:color w:val="000000" w:themeColor="text1"/>
     </w:rPr>
     <w:tblPr>
@@ -8594,7 +8413,7 @@
       <w:spacing w:after="0" w:line="240" w:lineRule="auto"/>
     </w:pPr>
     <w:rPr>
-      <w:rFonts w:asciiTheme="majorHAnsi" w:eastAsiaTheme="majorEastAsia" w:hAnsiTheme="majorHAnsi" w:cstheme="majorBidi"/>
+      <w:rFonts/>
       <w:color w:val="000000" w:themeColor="text1"/>
     </w:rPr>
     <w:tblPr>
@@ -8719,7 +8538,7 @@
       <w:spacing w:after="0" w:line="240" w:lineRule="auto"/>
     </w:pPr>
     <w:rPr>
-      <w:rFonts w:asciiTheme="majorHAnsi" w:eastAsiaTheme="majorEastAsia" w:hAnsiTheme="majorHAnsi" w:cstheme="majorBidi"/>
+      <w:rFonts/>
       <w:color w:val="000000" w:themeColor="text1"/>
     </w:rPr>
     <w:tblPr>
